--- a/Seminarer/seminar_5/task_1.docx
+++ b/Seminarer/seminar_5/task_1.docx
@@ -1969,7 +1969,7 @@
       </w:r>
     </w:p>
     <w:bookmarkEnd w:id="31"/>
-    <w:bookmarkStart w:id="39" w:name="kart-for-å-forstå-tallene"/>
+    <w:bookmarkStart w:id="42" w:name="kart-for-å-forstå-tallene"/>
     <w:p>
       <w:pPr>
         <w:pStyle w:val="Heading1"/>
@@ -3589,7 +3589,7 @@
         <w:t xml:space="preserve">Vi ser at det er en stor andel i offentlgi sektor i Afrika, Bangladesh og India, til tross for at disse landene har lave BNP per capita. Dette kan komme av bistandsprosjekteter sysselsetter mange i offentlig sektor, og at bistandsmidlene avtar når BNP øker i landet.</w:t>
       </w:r>
     </w:p>
-    <w:bookmarkStart w:id="38" w:name="Xd2d433bf2994ab254bd3f958b67a7fb5e0ddf10"/>
+    <w:bookmarkStart w:id="41" w:name="Xd2d433bf2994ab254bd3f958b67a7fb5e0ddf10"/>
     <w:p>
       <w:pPr>
         <w:pStyle w:val="Heading2"/>
@@ -3598,8 +3598,699 @@
         <w:t xml:space="preserve">1.1 Helsearbeiderenes lønn mot gjennomsnittlig lønn</w:t>
       </w:r>
     </w:p>
-    <w:bookmarkEnd w:id="38"/>
-    <w:bookmarkEnd w:id="39"/>
+    <w:p>
+      <w:pPr>
+        <w:pStyle w:val="SourceCode"/>
+      </w:pPr>
+      <w:r>
+        <w:rPr>
+          <w:rStyle w:val="NormalTok"/>
+        </w:rPr>
+        <w:t xml:space="preserve">helse </w:t>
+      </w:r>
+      <w:r>
+        <w:rPr>
+          <w:rStyle w:val="OtherTok"/>
+        </w:rPr>
+        <w:t xml:space="preserve">&lt;-</w:t>
+      </w:r>
+      <w:r>
+        <w:rPr>
+          <w:rStyle w:val="NormalTok"/>
+        </w:rPr>
+        <w:t xml:space="preserve"> wwbi_data </w:t>
+      </w:r>
+      <w:r>
+        <w:rPr>
+          <w:rStyle w:val="SpecialCharTok"/>
+        </w:rPr>
+        <w:t xml:space="preserve">|&gt;</w:t>
+      </w:r>
+      <w:r>
+        <w:br/>
+      </w:r>
+      <w:r>
+        <w:rPr>
+          <w:rStyle w:val="NormalTok"/>
+        </w:rPr>
+        <w:t xml:space="preserve">  </w:t>
+      </w:r>
+      <w:r>
+        <w:rPr>
+          <w:rStyle w:val="FunctionTok"/>
+        </w:rPr>
+        <w:t xml:space="preserve">filter</w:t>
+      </w:r>
+      <w:r>
+        <w:rPr>
+          <w:rStyle w:val="NormalTok"/>
+        </w:rPr>
+        <w:t xml:space="preserve">(indicator_code </w:t>
+      </w:r>
+      <w:r>
+        <w:rPr>
+          <w:rStyle w:val="SpecialCharTok"/>
+        </w:rPr>
+        <w:t xml:space="preserve">==</w:t>
+      </w:r>
+      <w:r>
+        <w:rPr>
+          <w:rStyle w:val="NormalTok"/>
+        </w:rPr>
+        <w:t xml:space="preserve"> </w:t>
+      </w:r>
+      <w:r>
+        <w:rPr>
+          <w:rStyle w:val="StringTok"/>
+        </w:rPr>
+        <w:t xml:space="preserve">"BI.WAG.PREM.HE"</w:t>
+      </w:r>
+      <w:r>
+        <w:rPr>
+          <w:rStyle w:val="NormalTok"/>
+        </w:rPr>
+        <w:t xml:space="preserve">) </w:t>
+      </w:r>
+      <w:r>
+        <w:rPr>
+          <w:rStyle w:val="SpecialCharTok"/>
+        </w:rPr>
+        <w:t xml:space="preserve">|&gt;</w:t>
+      </w:r>
+      <w:r>
+        <w:br/>
+      </w:r>
+      <w:r>
+        <w:rPr>
+          <w:rStyle w:val="NormalTok"/>
+        </w:rPr>
+        <w:t xml:space="preserve">  </w:t>
+      </w:r>
+      <w:r>
+        <w:rPr>
+          <w:rStyle w:val="FunctionTok"/>
+        </w:rPr>
+        <w:t xml:space="preserve">summarise</w:t>
+      </w:r>
+      <w:r>
+        <w:rPr>
+          <w:rStyle w:val="NormalTok"/>
+        </w:rPr>
+        <w:t xml:space="preserve">(</w:t>
+      </w:r>
+      <w:r>
+        <w:rPr>
+          <w:rStyle w:val="AttributeTok"/>
+        </w:rPr>
+        <w:t xml:space="preserve">max_year =</w:t>
+      </w:r>
+      <w:r>
+        <w:rPr>
+          <w:rStyle w:val="NormalTok"/>
+        </w:rPr>
+        <w:t xml:space="preserve"> </w:t>
+      </w:r>
+      <w:r>
+        <w:rPr>
+          <w:rStyle w:val="FunctionTok"/>
+        </w:rPr>
+        <w:t xml:space="preserve">max</w:t>
+      </w:r>
+      <w:r>
+        <w:rPr>
+          <w:rStyle w:val="NormalTok"/>
+        </w:rPr>
+        <w:t xml:space="preserve">(year), </w:t>
+      </w:r>
+      <w:r>
+        <w:rPr>
+          <w:rStyle w:val="AttributeTok"/>
+        </w:rPr>
+        <w:t xml:space="preserve">value =</w:t>
+      </w:r>
+      <w:r>
+        <w:rPr>
+          <w:rStyle w:val="NormalTok"/>
+        </w:rPr>
+        <w:t xml:space="preserve"> value[year </w:t>
+      </w:r>
+      <w:r>
+        <w:rPr>
+          <w:rStyle w:val="SpecialCharTok"/>
+        </w:rPr>
+        <w:t xml:space="preserve">==</w:t>
+      </w:r>
+      <w:r>
+        <w:rPr>
+          <w:rStyle w:val="NormalTok"/>
+        </w:rPr>
+        <w:t xml:space="preserve"> max_year], </w:t>
+      </w:r>
+      <w:r>
+        <w:rPr>
+          <w:rStyle w:val="AttributeTok"/>
+        </w:rPr>
+        <w:t xml:space="preserve">.by =</w:t>
+      </w:r>
+      <w:r>
+        <w:rPr>
+          <w:rStyle w:val="NormalTok"/>
+        </w:rPr>
+        <w:t xml:space="preserve"> (country_code))</w:t>
+      </w:r>
+      <w:r>
+        <w:rPr>
+          <w:rStyle w:val="SpecialCharTok"/>
+        </w:rPr>
+        <w:t xml:space="preserve">|&gt;</w:t>
+      </w:r>
+      <w:r>
+        <w:rPr>
+          <w:rStyle w:val="NormalTok"/>
+        </w:rPr>
+        <w:t xml:space="preserve"> </w:t>
+      </w:r>
+      <w:r>
+        <w:rPr>
+          <w:rStyle w:val="CommentTok"/>
+        </w:rPr>
+        <w:t xml:space="preserve">#får da gdp i det gitte året</w:t>
+      </w:r>
+      <w:r>
+        <w:br/>
+      </w:r>
+      <w:r>
+        <w:rPr>
+          <w:rStyle w:val="NormalTok"/>
+        </w:rPr>
+        <w:t xml:space="preserve">  </w:t>
+      </w:r>
+      <w:r>
+        <w:rPr>
+          <w:rStyle w:val="FunctionTok"/>
+        </w:rPr>
+        <w:t xml:space="preserve">left_join</w:t>
+      </w:r>
+      <w:r>
+        <w:rPr>
+          <w:rStyle w:val="NormalTok"/>
+        </w:rPr>
+        <w:t xml:space="preserve">(gdp,</w:t>
+      </w:r>
+      <w:r>
+        <w:rPr>
+          <w:rStyle w:val="AttributeTok"/>
+        </w:rPr>
+        <w:t xml:space="preserve">by =</w:t>
+      </w:r>
+      <w:r>
+        <w:rPr>
+          <w:rStyle w:val="NormalTok"/>
+        </w:rPr>
+        <w:t xml:space="preserve"> </w:t>
+      </w:r>
+      <w:r>
+        <w:rPr>
+          <w:rStyle w:val="FunctionTok"/>
+        </w:rPr>
+        <w:t xml:space="preserve">join_by</w:t>
+      </w:r>
+      <w:r>
+        <w:rPr>
+          <w:rStyle w:val="NormalTok"/>
+        </w:rPr>
+        <w:t xml:space="preserve"> (country_code, max_year </w:t>
+      </w:r>
+      <w:r>
+        <w:rPr>
+          <w:rStyle w:val="SpecialCharTok"/>
+        </w:rPr>
+        <w:t xml:space="preserve">==</w:t>
+      </w:r>
+      <w:r>
+        <w:rPr>
+          <w:rStyle w:val="NormalTok"/>
+        </w:rPr>
+        <w:t xml:space="preserve"> year)) </w:t>
+      </w:r>
+      <w:r>
+        <w:rPr>
+          <w:rStyle w:val="SpecialCharTok"/>
+        </w:rPr>
+        <w:t xml:space="preserve">|&gt;</w:t>
+      </w:r>
+      <w:r>
+        <w:br/>
+      </w:r>
+      <w:r>
+        <w:rPr>
+          <w:rStyle w:val="NormalTok"/>
+        </w:rPr>
+        <w:t xml:space="preserve">  </w:t>
+      </w:r>
+      <w:r>
+        <w:rPr>
+          <w:rStyle w:val="FunctionTok"/>
+        </w:rPr>
+        <w:t xml:space="preserve">mutate</w:t>
+      </w:r>
+      <w:r>
+        <w:rPr>
+          <w:rStyle w:val="NormalTok"/>
+        </w:rPr>
+        <w:t xml:space="preserve">(</w:t>
+      </w:r>
+      <w:r>
+        <w:rPr>
+          <w:rStyle w:val="AttributeTok"/>
+        </w:rPr>
+        <w:t xml:space="preserve">kontinent =</w:t>
+      </w:r>
+      <w:r>
+        <w:rPr>
+          <w:rStyle w:val="NormalTok"/>
+        </w:rPr>
+        <w:t xml:space="preserve"> </w:t>
+      </w:r>
+      <w:r>
+        <w:rPr>
+          <w:rStyle w:val="FunctionTok"/>
+        </w:rPr>
+        <w:t xml:space="preserve">countrycode</w:t>
+      </w:r>
+      <w:r>
+        <w:rPr>
+          <w:rStyle w:val="NormalTok"/>
+        </w:rPr>
+        <w:t xml:space="preserve">(country_code, </w:t>
+      </w:r>
+      <w:r>
+        <w:br/>
+      </w:r>
+      <w:r>
+        <w:rPr>
+          <w:rStyle w:val="NormalTok"/>
+        </w:rPr>
+        <w:t xml:space="preserve">                                 </w:t>
+      </w:r>
+      <w:r>
+        <w:rPr>
+          <w:rStyle w:val="StringTok"/>
+        </w:rPr>
+        <w:t xml:space="preserve">"iso3c"</w:t>
+      </w:r>
+      <w:r>
+        <w:rPr>
+          <w:rStyle w:val="NormalTok"/>
+        </w:rPr>
+        <w:t xml:space="preserve">,</w:t>
+      </w:r>
+      <w:r>
+        <w:br/>
+      </w:r>
+      <w:r>
+        <w:rPr>
+          <w:rStyle w:val="NormalTok"/>
+        </w:rPr>
+        <w:t xml:space="preserve">                                 </w:t>
+      </w:r>
+      <w:r>
+        <w:rPr>
+          <w:rStyle w:val="StringTok"/>
+        </w:rPr>
+        <w:t xml:space="preserve">"continent"</w:t>
+      </w:r>
+      <w:r>
+        <w:rPr>
+          <w:rStyle w:val="NormalTok"/>
+        </w:rPr>
+        <w:t xml:space="preserve">))</w:t>
+      </w:r>
+      <w:r>
+        <w:br/>
+      </w:r>
+      <w:r>
+        <w:br/>
+      </w:r>
+      <w:r>
+        <w:br/>
+      </w:r>
+      <w:r>
+        <w:rPr>
+          <w:rStyle w:val="NormalTok"/>
+        </w:rPr>
+        <w:t xml:space="preserve">p2 </w:t>
+      </w:r>
+      <w:r>
+        <w:rPr>
+          <w:rStyle w:val="OtherTok"/>
+        </w:rPr>
+        <w:t xml:space="preserve">&lt;-</w:t>
+      </w:r>
+      <w:r>
+        <w:rPr>
+          <w:rStyle w:val="NormalTok"/>
+        </w:rPr>
+        <w:t xml:space="preserve"> helse </w:t>
+      </w:r>
+      <w:r>
+        <w:rPr>
+          <w:rStyle w:val="SpecialCharTok"/>
+        </w:rPr>
+        <w:t xml:space="preserve">|&gt;</w:t>
+      </w:r>
+      <w:r>
+        <w:br/>
+      </w:r>
+      <w:r>
+        <w:rPr>
+          <w:rStyle w:val="NormalTok"/>
+        </w:rPr>
+        <w:t xml:space="preserve">  </w:t>
+      </w:r>
+      <w:r>
+        <w:rPr>
+          <w:rStyle w:val="FunctionTok"/>
+        </w:rPr>
+        <w:t xml:space="preserve">ggplot</w:t>
+      </w:r>
+      <w:r>
+        <w:rPr>
+          <w:rStyle w:val="NormalTok"/>
+        </w:rPr>
+        <w:t xml:space="preserve">(</w:t>
+      </w:r>
+      <w:r>
+        <w:rPr>
+          <w:rStyle w:val="FunctionTok"/>
+        </w:rPr>
+        <w:t xml:space="preserve">aes</w:t>
+      </w:r>
+      <w:r>
+        <w:rPr>
+          <w:rStyle w:val="NormalTok"/>
+        </w:rPr>
+        <w:t xml:space="preserve">(</w:t>
+      </w:r>
+      <w:r>
+        <w:rPr>
+          <w:rStyle w:val="AttributeTok"/>
+        </w:rPr>
+        <w:t xml:space="preserve">x =</w:t>
+      </w:r>
+      <w:r>
+        <w:rPr>
+          <w:rStyle w:val="NormalTok"/>
+        </w:rPr>
+        <w:t xml:space="preserve"> gdp_cap, </w:t>
+      </w:r>
+      <w:r>
+        <w:rPr>
+          <w:rStyle w:val="AttributeTok"/>
+        </w:rPr>
+        <w:t xml:space="preserve">y =</w:t>
+      </w:r>
+      <w:r>
+        <w:rPr>
+          <w:rStyle w:val="NormalTok"/>
+        </w:rPr>
+        <w:t xml:space="preserve"> value, </w:t>
+      </w:r>
+      <w:r>
+        <w:rPr>
+          <w:rStyle w:val="AttributeTok"/>
+        </w:rPr>
+        <w:t xml:space="preserve">color =</w:t>
+      </w:r>
+      <w:r>
+        <w:rPr>
+          <w:rStyle w:val="NormalTok"/>
+        </w:rPr>
+        <w:t xml:space="preserve"> kontinent)) </w:t>
+      </w:r>
+      <w:r>
+        <w:rPr>
+          <w:rStyle w:val="SpecialCharTok"/>
+        </w:rPr>
+        <w:t xml:space="preserve">+</w:t>
+      </w:r>
+      <w:r>
+        <w:rPr>
+          <w:rStyle w:val="NormalTok"/>
+        </w:rPr>
+        <w:t xml:space="preserve"> </w:t>
+      </w:r>
+      <w:r>
+        <w:br/>
+      </w:r>
+      <w:r>
+        <w:rPr>
+          <w:rStyle w:val="NormalTok"/>
+        </w:rPr>
+        <w:t xml:space="preserve">  </w:t>
+      </w:r>
+      <w:r>
+        <w:rPr>
+          <w:rStyle w:val="FunctionTok"/>
+        </w:rPr>
+        <w:t xml:space="preserve">geom_point</w:t>
+      </w:r>
+      <w:r>
+        <w:rPr>
+          <w:rStyle w:val="NormalTok"/>
+        </w:rPr>
+        <w:t xml:space="preserve">() </w:t>
+      </w:r>
+      <w:r>
+        <w:rPr>
+          <w:rStyle w:val="SpecialCharTok"/>
+        </w:rPr>
+        <w:t xml:space="preserve">+</w:t>
+      </w:r>
+      <w:r>
+        <w:br/>
+      </w:r>
+      <w:r>
+        <w:rPr>
+          <w:rStyle w:val="NormalTok"/>
+        </w:rPr>
+        <w:t xml:space="preserve">  </w:t>
+      </w:r>
+      <w:r>
+        <w:rPr>
+          <w:rStyle w:val="FunctionTok"/>
+        </w:rPr>
+        <w:t xml:space="preserve">geom_label</w:t>
+      </w:r>
+      <w:r>
+        <w:rPr>
+          <w:rStyle w:val="NormalTok"/>
+        </w:rPr>
+        <w:t xml:space="preserve">(</w:t>
+      </w:r>
+      <w:r>
+        <w:rPr>
+          <w:rStyle w:val="FunctionTok"/>
+        </w:rPr>
+        <w:t xml:space="preserve">aes</w:t>
+      </w:r>
+      <w:r>
+        <w:rPr>
+          <w:rStyle w:val="NormalTok"/>
+        </w:rPr>
+        <w:t xml:space="preserve">(</w:t>
+      </w:r>
+      <w:r>
+        <w:rPr>
+          <w:rStyle w:val="AttributeTok"/>
+        </w:rPr>
+        <w:t xml:space="preserve">label =</w:t>
+      </w:r>
+      <w:r>
+        <w:rPr>
+          <w:rStyle w:val="NormalTok"/>
+        </w:rPr>
+        <w:t xml:space="preserve"> country_code),</w:t>
+      </w:r>
+      <w:r>
+        <w:br/>
+      </w:r>
+      <w:r>
+        <w:rPr>
+          <w:rStyle w:val="NormalTok"/>
+        </w:rPr>
+        <w:t xml:space="preserve">                 </w:t>
+      </w:r>
+      <w:r>
+        <w:rPr>
+          <w:rStyle w:val="AttributeTok"/>
+        </w:rPr>
+        <w:t xml:space="preserve">size =</w:t>
+      </w:r>
+      <w:r>
+        <w:rPr>
+          <w:rStyle w:val="NormalTok"/>
+        </w:rPr>
+        <w:t xml:space="preserve"> </w:t>
+      </w:r>
+      <w:r>
+        <w:rPr>
+          <w:rStyle w:val="FloatTok"/>
+        </w:rPr>
+        <w:t xml:space="preserve">2.5</w:t>
+      </w:r>
+      <w:r>
+        <w:rPr>
+          <w:rStyle w:val="NormalTok"/>
+        </w:rPr>
+        <w:t xml:space="preserve">,</w:t>
+      </w:r>
+      <w:r>
+        <w:br/>
+      </w:r>
+      <w:r>
+        <w:rPr>
+          <w:rStyle w:val="NormalTok"/>
+        </w:rPr>
+        <w:t xml:space="preserve">                 </w:t>
+      </w:r>
+      <w:r>
+        <w:rPr>
+          <w:rStyle w:val="AttributeTok"/>
+        </w:rPr>
+        <w:t xml:space="preserve">label.padding =</w:t>
+      </w:r>
+      <w:r>
+        <w:rPr>
+          <w:rStyle w:val="NormalTok"/>
+        </w:rPr>
+        <w:t xml:space="preserve"> </w:t>
+      </w:r>
+      <w:r>
+        <w:rPr>
+          <w:rStyle w:val="FunctionTok"/>
+        </w:rPr>
+        <w:t xml:space="preserve">unit</w:t>
+      </w:r>
+      <w:r>
+        <w:rPr>
+          <w:rStyle w:val="NormalTok"/>
+        </w:rPr>
+        <w:t xml:space="preserve">(</w:t>
+      </w:r>
+      <w:r>
+        <w:rPr>
+          <w:rStyle w:val="FloatTok"/>
+        </w:rPr>
+        <w:t xml:space="preserve">0.1</w:t>
+      </w:r>
+      <w:r>
+        <w:rPr>
+          <w:rStyle w:val="NormalTok"/>
+        </w:rPr>
+        <w:t xml:space="preserve">, </w:t>
+      </w:r>
+      <w:r>
+        <w:rPr>
+          <w:rStyle w:val="StringTok"/>
+        </w:rPr>
+        <w:t xml:space="preserve">"lines"</w:t>
+      </w:r>
+      <w:r>
+        <w:rPr>
+          <w:rStyle w:val="NormalTok"/>
+        </w:rPr>
+        <w:t xml:space="preserve">)) </w:t>
+      </w:r>
+      <w:r>
+        <w:rPr>
+          <w:rStyle w:val="SpecialCharTok"/>
+        </w:rPr>
+        <w:t xml:space="preserve">+</w:t>
+      </w:r>
+      <w:r>
+        <w:br/>
+      </w:r>
+      <w:r>
+        <w:rPr>
+          <w:rStyle w:val="NormalTok"/>
+        </w:rPr>
+        <w:t xml:space="preserve">  </w:t>
+      </w:r>
+      <w:r>
+        <w:rPr>
+          <w:rStyle w:val="FunctionTok"/>
+        </w:rPr>
+        <w:t xml:space="preserve">scale_x_log10</w:t>
+      </w:r>
+      <w:r>
+        <w:rPr>
+          <w:rStyle w:val="NormalTok"/>
+        </w:rPr>
+        <w:t xml:space="preserve">()</w:t>
+      </w:r>
+      <w:r>
+        <w:br/>
+      </w:r>
+      <w:r>
+        <w:br/>
+      </w:r>
+      <w:r>
+        <w:rPr>
+          <w:rStyle w:val="NormalTok"/>
+        </w:rPr>
+        <w:t xml:space="preserve">p2</w:t>
+      </w:r>
+    </w:p>
+    <w:p>
+      <w:pPr>
+        <w:pStyle w:val="FirstParagraph"/>
+      </w:pPr>
+      <w:r>
+        <w:drawing>
+          <wp:inline>
+            <wp:extent cx="4620126" cy="3696101"/>
+            <wp:effectExtent b="0" l="0" r="0" t="0"/>
+            <wp:docPr descr="" title="" id="39" name="Picture"/>
+            <a:graphic>
+              <a:graphicData uri="http://schemas.openxmlformats.org/drawingml/2006/picture">
+                <pic:pic>
+                  <pic:nvPicPr>
+                    <pic:cNvPr descr="task_1_files/figure-docx/unnamed-chunk-10-1.png" id="40" name="Picture"/>
+                    <pic:cNvPicPr>
+                      <a:picLocks noChangeArrowheads="1" noChangeAspect="1"/>
+                    </pic:cNvPicPr>
+                  </pic:nvPicPr>
+                  <pic:blipFill>
+                    <a:blip r:embed="rId38"/>
+                    <a:stretch>
+                      <a:fillRect/>
+                    </a:stretch>
+                  </pic:blipFill>
+                  <pic:spPr bwMode="auto">
+                    <a:xfrm>
+                      <a:off x="0" y="0"/>
+                      <a:ext cx="4620126" cy="3696101"/>
+                    </a:xfrm>
+                    <a:prstGeom prst="rect">
+                      <a:avLst/>
+                    </a:prstGeom>
+                    <a:noFill/>
+                    <a:ln w="9525">
+                      <a:noFill/>
+                      <a:headEnd/>
+                      <a:tailEnd/>
+                    </a:ln>
+                  </pic:spPr>
+                </pic:pic>
+              </a:graphicData>
+            </a:graphic>
+          </wp:inline>
+        </w:drawing>
+      </w:r>
+    </w:p>
+    <w:bookmarkEnd w:id="41"/>
+    <w:bookmarkEnd w:id="42"/>
     <w:sectPr>
       <w:footnotePr>
         <w:numRestart w:val="eachSect"/>
